--- a/calkit/tests/fixtures/docx/returned.docx
+++ b/calkit/tests/fixtures/docx/returned.docx
@@ -113,17 +113,17 @@
         <w:spacing w:after="640"/>
         <w:ind w:left="-5"/>
       </w:pPr>
-      <w:bookmarkStart w:id="5" w:name="ck_defc3a7a_23"/>
+      <w:bookmarkStart w:id="5" w:name="ck_defc3a7a_19"/>
       <w:bookmarkEnd w:id="5"/>
       <w:r>
         <w:t xml:space="preserve">Wakes matter for wind farm layout, </w:t>
       </w:r>
-      <w:del w:id="6" w:author="Bachant, Pete" w:date="2026-09-06T12:18:00Z" w16du:dateUtc="2026-09-06T19:18:00Z">
+      <w:del w:id="6" w:author="Bachant, Pete" w:date="2026-09-06T15:26:00Z" w16du:dateUtc="2026-09-06T22:26:00Z">
         <w:r>
           <w:delText>as discussed by Smith</w:delText>
         </w:r>
       </w:del>
-      <w:ins w:id="7" w:author="Bachant, Pete" w:date="2026-09-06T12:18:00Z" w16du:dateUtc="2026-09-06T19:18:00Z">
+      <w:ins w:id="7" w:author="Bachant, Pete" w:date="2026-09-06T15:26:00Z" w16du:dateUtc="2026-09-06T22:26:00Z">
         <w:r>
           <w:t>as shown by Smith</w:t>
         </w:r>
@@ -179,7 +179,7 @@
       <w:r>
         <w:t>We measured the velocity field with a two-component laser Doppler velocimeter [Lee, 2018].</w:t>
       </w:r>
-      <w:del w:id="10" w:author="Bachant, Pete" w:date="2026-09-06T12:18:00Z" w16du:dateUtc="2026-09-06T19:18:00Z">
+      <w:del w:id="10" w:author="Bachant, Pete" w:date="2026-09-06T15:26:00Z" w16du:dateUtc="2026-09-06T22:26:00Z">
         <w:r>
           <w:delText xml:space="preserve"> The sampling frequency was </w:delText>
         </w:r>
@@ -206,7 +206,7 @@
         <w:spacing w:after="194"/>
         <w:ind w:left="209"/>
       </w:pPr>
-      <w:bookmarkStart w:id="11" w:name="ck_dcf9e526_13"/>
+      <w:bookmarkStart w:id="11" w:name="ck_dcf9e526_14"/>
       <w:bookmarkEnd w:id="11"/>
       <w:commentRangeStart w:id="12"/>
       <w:commentRangeStart w:id="13"/>
@@ -254,7 +254,7 @@
           <w:noProof/>
         </w:rPr>
         <w:drawing>
-          <wp:inline distT="0" distB="0" distL="0" distR="0" wp14:anchorId="2A666D8C" wp14:editId="36855C77">
+          <wp:inline distT="0" distB="0" distL="0" distR="0" wp14:anchorId="5947D23A" wp14:editId="3358D609">
             <wp:extent cx="1161288" cy="298704"/>
             <wp:effectExtent l="0" t="0" r="0" b="0"/>
             <wp:docPr id="1788" name="Picture 1788"/>
@@ -307,7 +307,7 @@
       <w:pPr>
         <w:ind w:left="-5"/>
       </w:pPr>
-      <w:bookmarkStart w:id="14" w:name="ck_dcf9e526_17"/>
+      <w:bookmarkStart w:id="14" w:name="ck_dcf9e526_18"/>
       <w:bookmarkEnd w:id="14"/>
       <w:r>
         <w:t xml:space="preserve">where </w:t>
@@ -353,7 +353,7 @@
         <mc:AlternateContent>
           <mc:Choice Requires="wpg">
             <w:drawing>
-              <wp:inline distT="0" distB="0" distL="0" distR="0" wp14:anchorId="35391B72" wp14:editId="6ADEB290">
+              <wp:inline distT="0" distB="0" distL="0" distR="0" wp14:anchorId="7217DE60" wp14:editId="18BAF12E">
                 <wp:extent cx="2344959" cy="1697648"/>
                 <wp:effectExtent l="0" t="0" r="0" b="0"/>
                 <wp:docPr id="1448" name="Group 1448"/>
@@ -2954,6 +2954,8 @@
         <w:ind w:left="0" w:firstLine="0"/>
         <w:jc w:val="left"/>
       </w:pPr>
+      <w:bookmarkStart w:id="17" w:name="ck_defc3a7a_40"/>
+      <w:bookmarkEnd w:id="17"/>
       <w:r>
         <w:rPr>
           <w:rFonts w:ascii="Calibri" w:eastAsia="Calibri" w:hAnsi="Calibri" w:cs="Calibri"/>
@@ -2988,7 +2990,7 @@
         <mc:AlternateContent>
           <mc:Choice Requires="wpg">
             <w:drawing>
-              <wp:inline distT="0" distB="0" distL="0" distR="0" wp14:anchorId="7C752975" wp14:editId="35C463F7">
+              <wp:inline distT="0" distB="0" distL="0" distR="0" wp14:anchorId="56C31F31" wp14:editId="16907E75">
                 <wp:extent cx="2147075" cy="6325"/>
                 <wp:effectExtent l="0" t="0" r="0" b="0"/>
                 <wp:docPr id="1449" name="Group 1449"/>
@@ -3080,8 +3082,8 @@
         <w:ind w:left="0" w:firstLine="0"/>
         <w:jc w:val="left"/>
       </w:pPr>
-      <w:bookmarkStart w:id="17" w:name="ck_defc3a7a_40"/>
-      <w:bookmarkEnd w:id="17"/>
+      <w:bookmarkStart w:id="18" w:name="ck_defc3a7a_40_2"/>
+      <w:bookmarkEnd w:id="18"/>
       <w:r>
         <w:rPr>
           <w:rFonts w:ascii="Calibri" w:eastAsia="Calibri" w:hAnsi="Calibri" w:cs="Calibri"/>
@@ -3130,8 +3132,8 @@
         <w:ind w:left="0" w:firstLine="0"/>
         <w:jc w:val="left"/>
       </w:pPr>
-      <w:bookmarkStart w:id="18" w:name="ck_defc3a7a_40_2"/>
-      <w:bookmarkEnd w:id="18"/>
+      <w:bookmarkStart w:id="19" w:name="ck_defc3a7a_40_3"/>
+      <w:bookmarkEnd w:id="19"/>
       <w:r>
         <w:rPr>
           <w:rFonts w:ascii="Calibri" w:eastAsia="Calibri" w:hAnsi="Calibri" w:cs="Calibri"/>
@@ -3176,7 +3178,7 @@
         <mc:AlternateContent>
           <mc:Choice Requires="wpg">
             <w:drawing>
-              <wp:inline distT="0" distB="0" distL="0" distR="0" wp14:anchorId="4A3BDB50" wp14:editId="75596B12">
+              <wp:inline distT="0" distB="0" distL="0" distR="0" wp14:anchorId="4050184F" wp14:editId="5BC16551">
                 <wp:extent cx="2147075" cy="10122"/>
                 <wp:effectExtent l="0" t="0" r="0" b="0"/>
                 <wp:docPr id="1450" name="Group 1450"/>
@@ -3263,8 +3265,8 @@
         <w:spacing w:after="85"/>
         <w:ind w:left="633" w:hanging="484"/>
       </w:pPr>
-      <w:bookmarkStart w:id="19" w:name="ck_defc3a7a_50"/>
-      <w:bookmarkEnd w:id="19"/>
+      <w:bookmarkStart w:id="20" w:name="ck_defc3a7a_50"/>
+      <w:bookmarkEnd w:id="20"/>
       <w:r>
         <w:t>Conclusions</w:t>
       </w:r>
@@ -3274,8 +3276,8 @@
         <w:spacing w:after="405"/>
         <w:ind w:left="159"/>
       </w:pPr>
-      <w:bookmarkStart w:id="20" w:name="ck_defc3a7a_52"/>
-      <w:bookmarkEnd w:id="20"/>
+      <w:bookmarkStart w:id="21" w:name="ck_defc3a7a_52"/>
+      <w:bookmarkEnd w:id="21"/>
       <w:commentRangeStart w:id="14"/>
       <w:r>
         <w:t>The model in Eq. (1) fits the data in Sec. 2 reasonably well.</w:t>
@@ -3379,7 +3381,7 @@
       </w:r>
     </w:p>
   </w:comment>
-  <w:comment w:id="14" w:author="A. Reviewer" w:initials="" w:date="2026-09-06T19:19:39Z">
+  <w:comment w:id="14" w:author="A. Reviewer" w:initials="" w:date="2026-09-06T22:26:45Z">
     <w:p>
       <w:pPr>
         <w:pStyle w:val="CommentText"/>
@@ -3400,25 +3402,25 @@
 
 <file path=word/commentsExtended.xml><?xml version="1.0" encoding="utf-8"?>
 <w15:commentsEx xmlns:wpc="http://schemas.microsoft.com/office/word/2010/wordprocessingCanvas" xmlns:cx="http://schemas.microsoft.com/office/drawing/2014/chartex" xmlns:cx1="http://schemas.microsoft.com/office/drawing/2015/9/8/chartex" xmlns:cx2="http://schemas.microsoft.com/office/drawing/2015/10/21/chartex" xmlns:cx3="http://schemas.microsoft.com/office/drawing/2016/5/9/chartex" xmlns:cx4="http://schemas.microsoft.com/office/drawing/2016/5/10/chartex" xmlns:cx5="http://schemas.microsoft.com/office/drawing/2016/5/11/chartex" xmlns:cx6="http://schemas.microsoft.com/office/drawing/2016/5/12/chartex" xmlns:cx7="http://schemas.microsoft.com/office/drawing/2016/5/13/chartex" xmlns:cx8="http://schemas.microsoft.com/office/drawing/2016/5/14/chartex" xmlns:mc="http://schemas.openxmlformats.org/markup-compatibility/2006" xmlns:m="http://schemas.openxmlformats.org/officeDocument/2006/math" xmlns:aink="http://schemas.microsoft.com/office/drawing/2016/ink" xmlns:am3d="http://schemas.microsoft.com/office/drawing/2017/model3d" xmlns:oel="http://schemas.microsoft.com/office/2019/extlst" xmlns:r="http://schemas.openxmlformats.org/officeDocument/2006/relationships" xmlns:wp14="http://schemas.microsoft.com/office/word/2010/wordprocessingDrawing" xmlns:wp="http://schemas.openxmlformats.org/drawingml/2006/wordprocessingDrawing" xmlns:wpg="http://schemas.microsoft.com/office/word/2010/wordprocessingGroup" xmlns:wpi="http://schemas.microsoft.com/office/word/2010/wordprocessingInk" xmlns:wps="http://schemas.microsoft.com/office/word/2010/wordprocessingShape" xmlns:o="urn:schemas-microsoft-com:office:office" xmlns:v="urn:schemas-microsoft-com:vml" xmlns:w10="urn:schemas-microsoft-com:office:word" xmlns:w="http://schemas.openxmlformats.org/wordprocessingml/2006/main" xmlns:w14="http://schemas.microsoft.com/office/word/2010/wordml" xmlns:w15="http://schemas.microsoft.com/office/word/2012/wordml" xmlns:w16cex="http://schemas.microsoft.com/office/word/2018/wordml/cex" xmlns:w16cid="http://schemas.microsoft.com/office/word/2016/wordml/cid" xmlns:w16="http://schemas.microsoft.com/office/word/2018/wordml" xmlns:w16sdtdh="http://schemas.microsoft.com/office/word/2020/wordml/sdtdatahash" xmlns:w16sdtfl="http://schemas.microsoft.com/office/word/2024/wordml/sdtformatlock" xmlns:w16se="http://schemas.microsoft.com/office/word/2015/wordml/symex" xmlns:w16du="http://schemas.microsoft.com/office/word/2023/wordml/word16du" xmlns:wne="http://schemas.microsoft.com/office/word/2006/wordml" mc:Ignorable="w14 w15 w16se w16cid w16 w16cex w16sdtdh w16sdtfl w16du wp14">
-  <w15:commentEx w15:paraId="00000001" w15:done="0"/>
-  <w15:commentEx w15:paraId="00000002" w15:paraIdParent="00000001" w15:done="0"/>
+  <w15:commentEx w15:paraId="7C000000" w15:done="0"/>
+  <w15:commentEx w15:paraId="7C000001" w15:paraIdParent="7C000000" w15:done="0"/>
 </w15:commentsEx>
 </file>
 
 <file path=word/commentsIds.xml><?xml version="1.0" encoding="utf-8"?>
 <w16cid:commentsIds xmlns:wpc="http://schemas.microsoft.com/office/word/2010/wordprocessingCanvas" xmlns:cx="http://schemas.microsoft.com/office/drawing/2014/chartex" xmlns:cx1="http://schemas.microsoft.com/office/drawing/2015/9/8/chartex" xmlns:cx2="http://schemas.microsoft.com/office/drawing/2015/10/21/chartex" xmlns:cx3="http://schemas.microsoft.com/office/drawing/2016/5/9/chartex" xmlns:cx4="http://schemas.microsoft.com/office/drawing/2016/5/10/chartex" xmlns:cx5="http://schemas.microsoft.com/office/drawing/2016/5/11/chartex" xmlns:cx6="http://schemas.microsoft.com/office/drawing/2016/5/12/chartex" xmlns:cx7="http://schemas.microsoft.com/office/drawing/2016/5/13/chartex" xmlns:cx8="http://schemas.microsoft.com/office/drawing/2016/5/14/chartex" xmlns:mc="http://schemas.openxmlformats.org/markup-compatibility/2006" xmlns:m="http://schemas.openxmlformats.org/officeDocument/2006/math" xmlns:aink="http://schemas.microsoft.com/office/drawing/2016/ink" xmlns:am3d="http://schemas.microsoft.com/office/drawing/2017/model3d" xmlns:oel="http://schemas.microsoft.com/office/2019/extlst" xmlns:r="http://schemas.openxmlformats.org/officeDocument/2006/relationships" xmlns:wp14="http://schemas.microsoft.com/office/word/2010/wordprocessingDrawing" xmlns:wp="http://schemas.openxmlformats.org/drawingml/2006/wordprocessingDrawing" xmlns:wpg="http://schemas.microsoft.com/office/word/2010/wordprocessingGroup" xmlns:wpi="http://schemas.microsoft.com/office/word/2010/wordprocessingInk" xmlns:wps="http://schemas.microsoft.com/office/word/2010/wordprocessingShape" xmlns:o="urn:schemas-microsoft-com:office:office" xmlns:v="urn:schemas-microsoft-com:vml" xmlns:w10="urn:schemas-microsoft-com:office:word" xmlns:w="http://schemas.openxmlformats.org/wordprocessingml/2006/main" xmlns:w14="http://schemas.microsoft.com/office/word/2010/wordml" xmlns:w15="http://schemas.microsoft.com/office/word/2012/wordml" xmlns:w16cex="http://schemas.microsoft.com/office/word/2018/wordml/cex" xmlns:w16cid="http://schemas.microsoft.com/office/word/2016/wordml/cid" xmlns:w16="http://schemas.microsoft.com/office/word/2018/wordml" xmlns:w16sdtdh="http://schemas.microsoft.com/office/word/2020/wordml/sdtdatahash" xmlns:w16sdtfl="http://schemas.microsoft.com/office/word/2024/wordml/sdtformatlock" xmlns:w16se="http://schemas.microsoft.com/office/word/2015/wordml/symex" xmlns:w16du="http://schemas.microsoft.com/office/word/2023/wordml/word16du" xmlns:wne="http://schemas.microsoft.com/office/word/2006/wordml" mc:Ignorable="w14 w15 w16se w16cid w16 w16cex w16sdtdh w16sdtfl w16du wp14">
-  <w16cid:commentId w16cid:paraId="00000001" w16cid:durableId="00000001"/>
-  <w16cid:commentId w16cid:paraId="00000002" w16cid:durableId="00000002"/>
+  <w16cid:commentId w16cid:paraId="7C000000" w16cid:durableId="7C000000"/>
+  <w16cid:commentId w16cid:paraId="7C000001" w16cid:durableId="7C000001"/>
 </w16cid:commentsIds>
 </file>
 
 <file path=word/numbering.xml><?xml version="1.0" encoding="utf-8"?>
 <w:numbering xmlns:wpc="http://schemas.microsoft.com/office/word/2010/wordprocessingCanvas" xmlns:cx="http://schemas.microsoft.com/office/drawing/2014/chartex" xmlns:cx1="http://schemas.microsoft.com/office/drawing/2015/9/8/chartex" xmlns:cx2="http://schemas.microsoft.com/office/drawing/2015/10/21/chartex" xmlns:cx3="http://schemas.microsoft.com/office/drawing/2016/5/9/chartex" xmlns:cx4="http://schemas.microsoft.com/office/drawing/2016/5/10/chartex" xmlns:cx5="http://schemas.microsoft.com/office/drawing/2016/5/11/chartex" xmlns:cx6="http://schemas.microsoft.com/office/drawing/2016/5/12/chartex" xmlns:cx7="http://schemas.microsoft.com/office/drawing/2016/5/13/chartex" xmlns:cx8="http://schemas.microsoft.com/office/drawing/2016/5/14/chartex" xmlns:mc="http://schemas.openxmlformats.org/markup-compatibility/2006" xmlns:m="http://schemas.openxmlformats.org/officeDocument/2006/math" xmlns:aink="http://schemas.microsoft.com/office/drawing/2016/ink" xmlns:am3d="http://schemas.microsoft.com/office/drawing/2017/model3d" xmlns:oel="http://schemas.microsoft.com/office/2019/extlst" xmlns:r="http://schemas.openxmlformats.org/officeDocument/2006/relationships" xmlns:wp14="http://schemas.microsoft.com/office/word/2010/wordprocessingDrawing" xmlns:wp="http://schemas.openxmlformats.org/drawingml/2006/wordprocessingDrawing" xmlns:wpg="http://schemas.microsoft.com/office/word/2010/wordprocessingGroup" xmlns:wpi="http://schemas.microsoft.com/office/word/2010/wordprocessingInk" xmlns:wps="http://schemas.microsoft.com/office/word/2010/wordprocessingShape" xmlns:o="urn:schemas-microsoft-com:office:office" xmlns:v="urn:schemas-microsoft-com:vml" xmlns:w10="urn:schemas-microsoft-com:office:word" xmlns:w="http://schemas.openxmlformats.org/wordprocessingml/2006/main" xmlns:w14="http://schemas.microsoft.com/office/word/2010/wordml" xmlns:w15="http://schemas.microsoft.com/office/word/2012/wordml" xmlns:w16cex="http://schemas.microsoft.com/office/word/2018/wordml/cex" xmlns:w16cid="http://schemas.microsoft.com/office/word/2016/wordml/cid" xmlns:w16="http://schemas.microsoft.com/office/word/2018/wordml" xmlns:w16sdtdh="http://schemas.microsoft.com/office/word/2020/wordml/sdtdatahash" xmlns:w16sdtfl="http://schemas.microsoft.com/office/word/2024/wordml/sdtformatlock" xmlns:w16se="http://schemas.microsoft.com/office/word/2015/wordml/symex" xmlns:w16du="http://schemas.microsoft.com/office/word/2023/wordml/word16du" xmlns:wne="http://schemas.microsoft.com/office/word/2006/wordml" mc:Ignorable="w14 w15 w16se w16cid w16 w16cex w16sdtdh w16sdtfl w16du wp14">
   <w:abstractNum w:abstractNumId="0" w15:restartNumberingAfterBreak="0">
-    <w:nsid w:val="0D3B4865"/>
+    <w:nsid w:val="70233D60"/>
     <w:multiLevelType w:val="hybridMultilevel"/>
-    <w:tmpl w:val="1EB2E76A"/>
-    <w:lvl w:ilvl="0" w:tplc="87BA7214">
+    <w:tmpl w:val="72B85DC8"/>
+    <w:lvl w:ilvl="0" w:tplc="188ACBA4">
       <w:start w:val="1"/>
       <w:numFmt w:val="decimal"/>
       <w:pStyle w:val="Heading1"/>
@@ -3443,7 +3445,7 @@
         <w:vertAlign w:val="baseline"/>
       </w:rPr>
     </w:lvl>
-    <w:lvl w:ilvl="1" w:tplc="CD605B5E">
+    <w:lvl w:ilvl="1" w:tplc="10781C0E">
       <w:start w:val="1"/>
       <w:numFmt w:val="lowerLetter"/>
       <w:lvlText w:val="%2"/>
@@ -3467,7 +3469,7 @@
         <w:vertAlign w:val="baseline"/>
       </w:rPr>
     </w:lvl>
-    <w:lvl w:ilvl="2" w:tplc="7DCEBE06">
+    <w:lvl w:ilvl="2" w:tplc="B45A98B8">
       <w:start w:val="1"/>
       <w:numFmt w:val="lowerRoman"/>
       <w:lvlText w:val="%3"/>
@@ -3491,7 +3493,7 @@
         <w:vertAlign w:val="baseline"/>
       </w:rPr>
     </w:lvl>
-    <w:lvl w:ilvl="3" w:tplc="A6243A44">
+    <w:lvl w:ilvl="3" w:tplc="7A56C7C6">
       <w:start w:val="1"/>
       <w:numFmt w:val="decimal"/>
       <w:lvlText w:val="%4"/>
@@ -3515,7 +3517,7 @@
         <w:vertAlign w:val="baseline"/>
       </w:rPr>
     </w:lvl>
-    <w:lvl w:ilvl="4" w:tplc="B74EDC4A">
+    <w:lvl w:ilvl="4" w:tplc="B4AE2EA2">
       <w:start w:val="1"/>
       <w:numFmt w:val="lowerLetter"/>
       <w:lvlText w:val="%5"/>
@@ -3539,7 +3541,7 @@
         <w:vertAlign w:val="baseline"/>
       </w:rPr>
     </w:lvl>
-    <w:lvl w:ilvl="5" w:tplc="8698EBCE">
+    <w:lvl w:ilvl="5" w:tplc="6C42A67E">
       <w:start w:val="1"/>
       <w:numFmt w:val="lowerRoman"/>
       <w:lvlText w:val="%6"/>
@@ -3563,7 +3565,7 @@
         <w:vertAlign w:val="baseline"/>
       </w:rPr>
     </w:lvl>
-    <w:lvl w:ilvl="6" w:tplc="C0A06502">
+    <w:lvl w:ilvl="6" w:tplc="A93E498C">
       <w:start w:val="1"/>
       <w:numFmt w:val="decimal"/>
       <w:lvlText w:val="%7"/>
@@ -3587,7 +3589,7 @@
         <w:vertAlign w:val="baseline"/>
       </w:rPr>
     </w:lvl>
-    <w:lvl w:ilvl="7" w:tplc="930239E6">
+    <w:lvl w:ilvl="7" w:tplc="0AEA2A10">
       <w:start w:val="1"/>
       <w:numFmt w:val="lowerLetter"/>
       <w:lvlText w:val="%8"/>
@@ -3611,7 +3613,7 @@
         <w:vertAlign w:val="baseline"/>
       </w:rPr>
     </w:lvl>
-    <w:lvl w:ilvl="8" w:tplc="803E37F4">
+    <w:lvl w:ilvl="8" w:tplc="FECA26FE">
       <w:start w:val="1"/>
       <w:numFmt w:val="lowerRoman"/>
       <w:lvlText w:val="%9"/>
@@ -3636,7 +3638,7 @@
       </w:rPr>
     </w:lvl>
   </w:abstractNum>
-  <w:num w:numId="1" w16cid:durableId="149367206">
+  <w:num w:numId="1" w16cid:durableId="1109934481">
     <w:abstractNumId w:val="0"/>
   </w:num>
 </w:numbering>
@@ -4159,6 +4161,21 @@
       <w:szCs w:val="16"/>
     </w:rPr>
   </w:style>
+  <w:style w:type="paragraph" w:styleId="Revision">
+    <w:name w:val="Revision"/>
+    <w:hidden/>
+    <w:uiPriority w:val="99"/>
+    <w:semiHidden/>
+    <w:rsid w:val="00F95A17"/>
+    <w:pPr>
+      <w:spacing w:after="0" w:line="240" w:lineRule="auto"/>
+    </w:pPr>
+    <w:rPr>
+      <w:rFonts w:ascii="Cambria" w:eastAsia="Cambria" w:hAnsi="Cambria" w:cs="Cambria"/>
+      <w:color w:val="000000"/>
+      <w:sz w:val="20"/>
+    </w:rPr>
+  </w:style>
 </w:styles>
 </file>
 
@@ -4478,28 +4495,30 @@
 </file>
 
 <file path=customXml/item1.xml><?xml version="1.0" encoding="utf-8"?>
-<ns0:review xmlns:ns0="https://calkit.org/review" uuid="915b9c59-276f-474a-86cd-0f872ffb2e2b" source="paper/main.tex" rev="196d3b5cdb53211f4fa386a5c3448d3d4377a287">
+<ns0:review xmlns:ns0="https://calkit.org/review" uuid="fda50faf-787e-445d-88be-3f8817ab4a32" source="paper/main.tex">
   <ns0:p id="ck_defc3a7a_1">Wake recovery behind a model turbine</ns0:p>
-  <ns0:p id="ck_defc3a7a_1_2">P. BachantA. Reviewer</ns0:p>
+  <ns0:p id="ck_defc3a7a_1_2">P. Bachant A. Reviewer</ns0:p>
   <ns0:p id="ck_defc3a7a_10">Abstract</ns0:p>
   <ns0:p id="ck_defc3a7a_10_2">We study the wake of a model turbine. The flow is turbulent [Smith and Jones, 2020]. This is the abstract’s second sentence, which is fairly long so that it wraps across a couple of lines in the two-column layout.</ns0:p>
   <ns0:p id="ck_defc3a7a_16">Introduction</ns0:p>
-  <ns0:p id="ck_defc3a7a_23">Wakes matter for wind farm layout, as discussed by Smith and Jones [2020] and Lee [2018]. The flow is turbulent [Smith and Jones, 2020]. This paragraph contains an inline equation Re = UD/ν ≈ 105 and a hyphenated compound like “high-Reynolds-number” plus a non-breaking space and an em dash—like this one.</ns0:p>
+  <ns0:p id="ck_defc3a7a_19">Wakes matter for wind farm layout, as discussed by Smith and Jones [2020] and Lee [2018]. The flow is turbulent [Smith and Jones, 2020]. This paragraph contains an inline equation Re = UD/ν ≈ 105 and a hyphenated compound like “high-Reynolds-number” plus a non-breaking space and an em dash—like this one.</ns0:p>
   <ns0:p id="ck_dcf9e526_1">Methods</ns0:p>
   <ns0:p id="ck_dcf9e526_4">We measured the velocity field with a two-component laser Doppler velocimeter [Lee, 2018]. The sampling frequency was fs = 1 kHz and the integral time scale was estimated from the autocorrelation.</ns0:p>
-  <ns0:p id="ck_dcf9e526_13">The mean velocity deficit is modeled as</ns0:p>
-  <ns0:p id="ck_dcf9e526_17">where CT is the thrust coefficient and k is the wake growth rate. Figure 1 shows the result, and Table 1 lists the parameters.</ns0:p>
+  <ns0:p id="ck_dcf9e526_14">The mean velocity deficit is modeled as</ns0:p>
+  <ns0:p id="ck_dcf9e526_18">where CT is the thrust coefficient and k is the wake growth rate. Figure 1 shows the result, and Table 1 lists the parameters.</ns0:p>
   <ns0:p id="ck_defc3a7a_32">Figure 1: A sine wave, standing in for a wake profile.</ns0:p>
   <ns0:p id="ck_defc3a7a_38">Table 1: Parameters used in the wake model.</ns0:p>
-  <ns0:p id="ck_defc3a7a_40">Thrust coefficientCT0.8</ns0:p>
-  <ns0:p id="ck_defc3a7a_40_2">Growth ratek0.05</ns0:p>
+  <ns0:p id="ck_defc3a7a_40">Parameter Symbol Value</ns0:p>
+  <ns0:p id="ck_defc3a7a_40_2">Thrust coefficient CT 0.8</ns0:p>
+  <ns0:p id="ck_defc3a7a_40_3">Growth rate k 0.05</ns0:p>
   <ns0:p id="ck_defc3a7a_50">Conclusions</ns0:p>
   <ns0:p id="ck_defc3a7a_52">The model in Eq. (1) fits the data in Sec. 2 reasonably well.</ns0:p>
+  <ns0:media name="word/media/image1.png" sha1="d9d2ebbcd153e474fe0adb4e8fd78842a3d12d11"/>
 </ns0:review>
 </file>
 
 <file path=customXml/itemProps1.xml><?xml version="1.0" encoding="utf-8"?>
-<ds:datastoreItem xmlns:ds="http://schemas.openxmlformats.org/officeDocument/2006/customXml" ds:itemID="{0069F33C-63D0-6245-B0A5-056336D18F96}">
+<ds:datastoreItem xmlns:ds="http://schemas.openxmlformats.org/officeDocument/2006/customXml" ds:itemID="{26536890-5975-5446-8D43-94811A1C29EF}">
   <ds:schemaRefs>
     <ds:schemaRef ds:uri="https://calkit.org/review"/>
   </ds:schemaRefs>
